--- a/fra/docx/58.content.docx
+++ b/fra/docx/58.content.docx
@@ -11,6 +11,15 @@
         <w:pStyle w:val="Heading2"/>
       </w:pPr>
       <w:r>
+        <w:t>Resource: Notes d'étude (Tyndale)</w:t>
+      </w:r>
+      <w:r/>
+    </w:p>
+    <w:p>
+      <w:pPr>
+        <w:pStyle w:val="Heading2"/>
+      </w:pPr>
+      <w:r>
         <w:t>License Information</w:t>
       </w:r>
       <w:r/>
@@ -21,7 +30,7 @@
         <w:rPr>
           <w:b/>
         </w:rPr>
-        <w:t>Study Notes (Tyndale)</w:t>
+        <w:t>Notes d'étude (Tyndale)</w:t>
       </w:r>
       <w:r>
         <w:t xml:space="preserve"> (French) is based on</w:t>
@@ -74,7 +83,7 @@
         <w:pStyle w:val="Heading1"/>
       </w:pPr>
       <w:r>
-        <w:t>Study Notes (Tyndale)</w:t>
+        <w:t>Notes d'étude (Tyndale)</w:t>
       </w:r>
     </w:p>
     <w:p>
@@ -83,6 +92,51 @@
           <w:headerReference w:type="even" r:id="rId8"/>
           <w:headerReference w:type="default" r:id="rId9"/>
           <w:footerReference w:type="default" r:id="rId10"/>
+          <w:footnotePr>
+            <w:numRestart w:val="eachSect"/>
+          </w:footnotePr>
+          <w:type w:val="continuous"/>
+          <w:pgSz w:w="12240" w:h="15840" w:code="1"/>
+          <w:pgMar w:top="1440" w:right="1440" w:bottom="1440" w:left="1440" w:header="504" w:footer="504" w:gutter="0"/>
+          <w:cols w:space="708"/>
+          <w:titlePg/>
+          <w:docGrid w:linePitch="360"/>
+        </w:sectPr>
+      </w:pPr>
+    </w:p>
+    <w:p>
+      <w:r/>
+    </w:p>
+    <w:p>
+      <w:pPr>
+        <w:pStyle w:val="Heading2"/>
+      </w:pPr>
+      <w:r>
+        <w:t>HEB</w:t>
+      </w:r>
+      <w:r/>
+    </w:p>
+    <w:p>
+      <w:r/>
+      <w:r>
+        <w:rPr>
+          <w:i/>
+        </w:rPr>
+        <w:t>Hébreux 1.1, Hébreux 1.1–2, Hébreux 1.1–4, Hébreux 1.2, Hébreux 1.3, Hébreux 1.4, Hébreux 1.5, Hébreux 1.5–14, Hébreux 1.6, Hébreux 1.7, Hébreux 1.8–9, Hébreux 1.10–12, Hébreux 1.13, Hébreux 1.14, Hébreux 2.1, Hébreux 2.1–4, Hébreux 2.2, Hébreux 2.3, Hébreux 2.4, Hébreux 2.5, Hébreux 2.5–9, Hébreux 2.6, Hébreux 2.6–8, Hébreux 2.7, Hébreux 2.8, Hébreux 2.9, Hébreux 2.10, Hébreux 2.10–18, Hébreux 2.11, Hébreux 2.12, Hébreux 2.13, Hébreux 2.14–15, Hébreux 2.16, Hébreux 2.17–18, Hébreux 3.1, Hébreux 3.1–6, Hébreux 3.2, Hébreux 3.3–6, Hébreux 3.6, Hébreux 3.7–19, Hébreux 3.8, Hébreux 3.9–10, Hébreux 3.11, Hébreux 3.12, Hébreux 3.12–19, Hébreux 3.13, Hébreux 3.14, Hébreux 3.15, Hébreux 3.16–19, Hébreux 3.19, Hébreux 4.1, Hébreux 4.1–2, Hébreux 4.2, Hébreux 4.3, Hébreux 4.4, Hébreux 4.5, Hébreux 4.6, Hébreux 4.7, Hébreux 4.8, Hébreux 4.9, Hébreux 4.10, Hébreux 4.11, Hébreux 4.12–13, Hébreux 4.13, Hébreux 4.14, Hébreux 4.14–16, Hébreux 4.15, Hébreux 4.16, Hébreux 5.1, Hébreux 5.1–10, Hébreux 5.2, Hébreux 5.3, Hébreux 5.4, Hébreux 5.5–6, Hébreux 5.7, Hébreux 5.7–10, Hébreux 5.8, Hébreux 5.9, Hébreux 5.10, Hébreux 5.11, Hébreux 5.11–6.3, Hébreux 5.11–6.20, Hébreux 5.12, Hébreux 5.14, Hébreux 6.1, Hébreux 6.1–3, Hébreux 6.2, Hébreux 6.3, Hébreux 6.4, Hébreux 6.4–8, Hébreux 6.5, Hébreux 6.6, Hébreux 6.7–8, Hébreux 6.9, Hébreux 6.9–12, Hébreux 6.10, Hébreux 6.11, Hébreux 6.12, Hébreux 6.13–14, Hébreux 6.13–20, Hébreux 6.15, Hébreux 6.16, Hébreux 6.17–18, Hébreux 6.19–20, Hébreux 7.1, Hébreux 7.1–10, Hébreux 7.1–28, Hébreux 7.2, Hébreux 7.3, Hébreux 7.4, Hébreux 7.5–6, Hébreux 7.6–7, Hébreux 7.8, Hébreux 7.9–10, Hébreux 7.11, Hébreux 7.11–28, Hébreux 7.12, Hébreux 7.13–14, Hébreux 7.15–17, Hébreux 7.18, Hébreux 7.19, Hébreux 7.19–28, Hébreux 7.20–21, Hébreux 7.22, Hébreux 7.23–24, Hébreux 7.25, Hébreux 7.26–27, Hébreux 7.28, Hébreux 8.1–2, Hébreux 8.1–10.18, Hébreux 8.3, Hébreux 8.4, Hébreux 8.5, Hébreux 8.6, Hébreux 8.7, Hébreux 8.7–13, Hébreux 8.8, Hébreux 8.9, Hébreux 8.10, Hébreux 8.11, Hébreux 8.12, Hébreux 8.13, Hébreux 9.1–5, Hébreux 9.1–10.18, Hébreux 9.2, Hébreux 9.3, Hébreux 9.4, Hébreux 9.5, Hébreux 9.6–8, Hébreux 9.7, Hébreux 9.8, Hébreux 9.9, Hébreux 9.10, Hébreux 9.11, Hébreux 9.11–10.18, Hébreux 9.12, Hébreux 9.13, Hébreux 9.14, Hébreux 9.15, Hébreux 9.16–22, Hébreux 9.18–19, Hébreux 9.20, Hébreux 9.21, Hébreux 9.22, Hébreux 9.23, Hébreux 9.24, Hébreux 9.25–26, Hébreux 9.26, Hébreux 9.27–28, Hébreux 10.1, Hébreux 10.2, Hébreux 10.3, Hébreux 10.4, Hébreux 10.5, Hébreux 10.5–7, Hébreux 10.8–10, Hébreux 10.11, Hébreux 10.11–14, Hébreux 10.12–13, Hébreux 10.14, Hébreux 10.15–17, Hébreux 10.18, Hébreux 10.19, Hébreux 10.19–25, Hébreux 10.20, Hébreux 10.21, Hébreux 10.22, Hébreux 10.23, Hébreux 10.24, Hébreux 10.25, Hébreux 10.26–27, Hébreux 10.26–31, Hébreux 10.28–29, Hébreux 10.30–31, Hébreux 10.32, Hébreux 10.32–39, Hébreux 10.33, Hébreux 10.34, Hébreux 10.35–36, Hébreux 10.37–38, Hébreux 10.39, Hébreux 11.1, Hébreux 11.1–40, Hébreux 11.2, Hébreux 11.3, Hébreux 11.4, Hébreux 11.5, Hébreux 11.6, Hébreux 11.7, Hébreux 11.8, Hébreux 11.9–10, Hébreux 11.12, Hébreux 11.13, Hébreux 11.13–16, Hébreux 11.14–16, Hébreux 11.17–19, Hébreux 11.17–31, Hébreux 11.19, Hébreux 11.20, Hébreux 11.21, Hébreux 11.22, Hébreux 11.23, Hébreux 11.24–25, Hébreux 11.26, Hébreux 11.27, Hébreux 11.28, Hébreux 11.29, Hébreux 11.30, Hébreux 11.31, Hébreux 11.32, Hébreux 11.32–40, Hébreux 11.33, Hébreux 11.34, Hébreux 11.35, Hébreux 11.37, Hébreux 11.38, Hébreux 11.39–40, Hébreux 12.1, Hébreux 12.1–17, Hébreux 12.2, Hébreux 12.3, Hébreux 12.4, Hébreux 12.5–6, Hébreux 12.7–8, Hébreux 12.9, Hébreux 12.10–11, Hébreux 12.12–13, Hébreux 12.14, Hébreux 12.15, Hébreux 12.16, Hébreux 12.17, Hébreux 12.18, Hébreux 12.18–24, Hébreux 12.19, Hébreux 12.22, Hébreux 12.23, Hébreux 12.24, Hébreux 12.25, Hébreux 12.25–29, Hébreux 12.26–27, Hébreux 12.28–29, Hébreux 13.1, Hébreux 13.1–6, Hébreux 13.2, Hébreux 13.3, Hébreux 13.4, Hébreux 13.5, Hébreux 13.6, Hébreux 13.7, Hébreux 13.7–19, Hébreux 13.8, Hébreux 13.9–10, Hébreux 13.11–12, Hébreux 13.13, Hébreux 13.14, Hébreux 13.15, Hébreux 13.15–16, Hébreux 13.16, Hébreux 13.17, Hébreux 13.18–19, Hébreux 13.20–21, Hébreux 13.22, Hébreux 13.23, Hébreux 13.24–25</w:t>
+      </w:r>
+      <w:r/>
+    </w:p>
+    <w:p>
+      <w:r/>
+      <w:r>
+        <w:t xml:space="preserve"> </w:t>
+      </w:r>
+      <w:r/>
+      <w:r/>
+    </w:p>
+    <w:p>
+      <w:pPr>
+        <w:sectPr>
           <w:footnotePr>
             <w:numRestart w:val="eachSect"/>
           </w:footnotePr>

--- a/fra/docx/58.content.docx
+++ b/fra/docx/58.content.docx
@@ -163,13 +163,6 @@
         <w:rPr>
           <w:lang w:val="fr_FR" w:bidi="fr_FR"/>
         </w:rPr>
-      </w:r>
-      <w:r>
-        <w:rPr>
-          <w:i/>
-          <w:lang w:val="fr_FR" w:bidi="fr_FR"/>
-        </w:rPr>
-        <w:t>Hébreux 1.1, Hébreux 1.1–2, Hébreux 1.1–4, Hébreux 1.2, Hébreux 1.3, Hébreux 1.4, Hébreux 1.5, Hébreux 1.5–14, Hébreux 1.6, Hébreux 1.7, Hébreux 1.8–9, Hébreux 1.10–12, Hébreux 1.13, Hébreux 1.14, Hébreux 2.1, Hébreux 2.1–4, Hébreux 2.2, Hébreux 2.3, Hébreux 2.4, Hébreux 2.5, Hébreux 2.5–9, Hébreux 2.6, Hébreux 2.6–8, Hébreux 2.7, Hébreux 2.8, Hébreux 2.9, Hébreux 2.10, Hébreux 2.10–18, Hébreux 2.11, Hébreux 2.12, Hébreux 2.13, Hébreux 2.14–15, Hébreux 2.16, Hébreux 2.17–18, Hébreux 3.1, Hébreux 3.1–6, Hébreux 3.2, Hébreux 3.3–6, Hébreux 3.6, Hébreux 3.7–19, Hébreux 3.8, Hébreux 3.9–10, Hébreux 3.11, Hébreux 3.12, Hébreux 3.12–19, Hébreux 3.13, Hébreux 3.14, Hébreux 3.15, Hébreux 3.16–19, Hébreux 3.19, Hébreux 4.1, Hébreux 4.1–2, Hébreux 4.2, Hébreux 4.3, Hébreux 4.4, Hébreux 4.5, Hébreux 4.6, Hébreux 4.7, Hébreux 4.8, Hébreux 4.9, Hébreux 4.10, Hébreux 4.11, Hébreux 4.12–13, Hébreux 4.13, Hébreux 4.14, Hébreux 4.14–16, Hébreux 4.15, Hébreux 4.16, Hébreux 5.1, Hébreux 5.1–10, Hébreux 5.2, Hébreux 5.3, Hébreux 5.4, Hébreux 5.5–6, Hébreux 5.7, Hébreux 5.7–10, Hébreux 5.8, Hébreux 5.9, Hébreux 5.10, Hébreux 5.11, Hébreux 5.11–6.3, Hébreux 5.11–6.20, Hébreux 5.12, Hébreux 5.14, Hébreux 6.1, Hébreux 6.1–3, Hébreux 6.2, Hébreux 6.3, Hébreux 6.4, Hébreux 6.4–8, Hébreux 6.5, Hébreux 6.6, Hébreux 6.7–8, Hébreux 6.9, Hébreux 6.9–12, Hébreux 6.10, Hébreux 6.11, Hébreux 6.12, Hébreux 6.13–14, Hébreux 6.13–20, Hébreux 6.15, Hébreux 6.16, Hébreux 6.17–18, Hébreux 6.19–20, Hébreux 7.1, Hébreux 7.1–10, Hébreux 7.1–28, Hébreux 7.2, Hébreux 7.3, Hébreux 7.4, Hébreux 7.5–6, Hébreux 7.6–7, Hébreux 7.8, Hébreux 7.9–10, Hébreux 7.11, Hébreux 7.11–28, Hébreux 7.12, Hébreux 7.13–14, Hébreux 7.15–17, Hébreux 7.18, Hébreux 7.19, Hébreux 7.19–28, Hébreux 7.20–21, Hébreux 7.22, Hébreux 7.23–24, Hébreux 7.25, Hébreux 7.26–27, Hébreux 7.28, Hébreux 8.1–2, Hébreux 8.1–10.18, Hébreux 8.3, Hébreux 8.4, Hébreux 8.5, Hébreux 8.6, Hébreux 8.7, Hébreux 8.7–13, Hébreux 8.8, Hébreux 8.9, Hébreux 8.10, Hébreux 8.11, Hébreux 8.12, Hébreux 8.13, Hébreux 9.1–5, Hébreux 9.1–10.18, Hébreux 9.2, Hébreux 9.3, Hébreux 9.4, Hébreux 9.5, Hébreux 9.6–8, Hébreux 9.7, Hébreux 9.8, Hébreux 9.9, Hébreux 9.10, Hébreux 9.11, Hébreux 9.11–10.18, Hébreux 9.12, Hébreux 9.13, Hébreux 9.14, Hébreux 9.15, Hébreux 9.16–22, Hébreux 9.18–19, Hébreux 9.20, Hébreux 9.21, Hébreux 9.22, Hébreux 9.23, Hébreux 9.24, Hébreux 9.25–26, Hébreux 9.26, Hébreux 9.27–28, Hébreux 10.1, Hébreux 10.2, Hébreux 10.3, Hébreux 10.4, Hébreux 10.5, Hébreux 10.5–7, Hébreux 10.8–10, Hébreux 10.11, Hébreux 10.11–14, Hébreux 10.12–13, Hébreux 10.14, Hébreux 10.15–17, Hébreux 10.18, Hébreux 10.19, Hébreux 10.19–25, Hébreux 10.20, Hébreux 10.21, Hébreux 10.22, Hébreux 10.23, Hébreux 10.24, Hébreux 10.25, Hébreux 10.26–27, Hébreux 10.26–31, Hébreux 10.28–29, Hébreux 10.30–31, Hébreux 10.32, Hébreux 10.32–39, Hébreux 10.33, Hébreux 10.34, Hébreux 10.35–36, Hébreux 10.37–38, Hébreux 10.39, Hébreux 11.1, Hébreux 11.1–40, Hébreux 11.2, Hébreux 11.3, Hébreux 11.4, Hébreux 11.5, Hébreux 11.6, Hébreux 11.7, Hébreux 11.8, Hébreux 11.9–10, Hébreux 11.12, Hébreux 11.13, Hébreux 11.13–16, Hébreux 11.14–16, Hébreux 11.17–19, Hébreux 11.17–31, Hébreux 11.19, Hébreux 11.20, Hébreux 11.21, Hébreux 11.22, Hébreux 11.23, Hébreux 11.24–25, Hébreux 11.26, Hébreux 11.27, Hébreux 11.28, Hébreux 11.29, Hébreux 11.30, Hébreux 11.31, Hébreux 11.32, Hébreux 11.32–40, Hébreux 11.33, Hébreux 11.34, Hébreux 11.35, Hébreux 11.37, Hébreux 11.38, Hébreux 11.39–40, Hébreux 12.1, Hébreux 12.1–17, Hébreux 12.2, Hébreux 12.3, Hébreux 12.4, Hébreux 12.5–6, Hébreux 12.7–8, Hébreux 12.9, Hébreux 12.10–11, Hébreux 12.12–13, Hébreux 12.14, Hébreux 12.15, Hébreux 12.16, Hébreux 12.17, Hébreux 12.18, Hébreux 12.18–24, Hébreux 12.19, Hébreux 12.22, Hébreux 12.23, Hébreux 12.24, Hébreux 12.25, Hébreux 12.25–29, Hébreux 12.26–27, Hébreux 12.28–29, Hébreux 13.1, Hébreux 13.1–6, Hébreux 13.2, Hébreux 13.3, Hébreux 13.4, Hébreux 13.5, Hébreux 13.6, Hébreux 13.7, Hébreux 13.7–19, Hébreux 13.8, Hébreux 13.9–10, Hébreux 13.11–12, Hébreux 13.13, Hébreux 13.14, Hébreux 13.15, Hébreux 13.15–16, Hébreux 13.16, Hébreux 13.17, Hébreux 13.18–19, Hébreux 13.20–21, Hébreux 13.22, Hébreux 13.23, Hébreux 13.24–25</w:t>
       </w:r>
       <w:r>
         <w:rPr>

--- a/fra/docx/58.content.docx
+++ b/fra/docx/58.content.docx
@@ -150,19 +150,6 @@
           <w:lang w:val="fr_FR" w:bidi="fr_FR"/>
         </w:rPr>
         <w:t>HEB</w:t>
-      </w:r>
-      <w:r>
-        <w:rPr>
-          <w:lang w:val="fr_FR" w:bidi="fr_FR"/>
-        </w:rPr>
-      </w:r>
-    </w:p>
-    <w:p>
-      <w:pPr/>
-      <w:r>
-        <w:rPr>
-          <w:lang w:val="fr_FR" w:bidi="fr_FR"/>
-        </w:rPr>
       </w:r>
       <w:r>
         <w:rPr>

--- a/fra/docx/58.content.docx
+++ b/fra/docx/58.content.docx
@@ -19,7 +19,7 @@
         <w:rPr>
           <w:lang w:val="fr_FR" w:bidi="fr_FR"/>
         </w:rPr>
-        <w:t>Resource: Notes d'étude (Tyndale)</w:t>
+        <w:t>Resource: Tyndale Open Study Notes</w:t>
       </w:r>
       <w:r>
         <w:rPr>
@@ -112,7 +112,7 @@
         <w:rPr>
           <w:lang w:val="fr_FR" w:bidi="fr_FR"/>
         </w:rPr>
-        <w:t>Notes d'étude (Tyndale)</w:t>
+        <w:t>Tyndale Open Study Notes</w:t>
       </w:r>
     </w:p>
     <w:p>

--- a/fra/docx/58.content.docx
+++ b/fra/docx/58.content.docx
@@ -19,7 +19,7 @@
         <w:rPr>
           <w:lang w:val="fr_FR" w:bidi="fr_FR"/>
         </w:rPr>
-        <w:t>Resource: Tyndale Open Study Notes</w:t>
+        <w:t>Resource: Aquifer Open Study Notes</w:t>
       </w:r>
       <w:r>
         <w:rPr>
@@ -112,7 +112,7 @@
         <w:rPr>
           <w:lang w:val="fr_FR" w:bidi="fr_FR"/>
         </w:rPr>
-        <w:t>Tyndale Open Study Notes</w:t>
+        <w:t>Aquifer Open Study Notes</w:t>
       </w:r>
     </w:p>
     <w:p>
